--- a/ТЗ_OX/06_Этап_05_Защита_от_кита/00_Пояснительная_записка/OX_Этап_05_Пояснительная_записка_Защита_от_кита_v3.docx
+++ b/ТЗ_OX/06_Этап_05_Защита_от_кита/00_Пояснительная_записка/OX_Этап_05_Пояснительная_записка_Защита_от_кита_v3.docx
@@ -79,7 +79,7 @@
     <w:p/>
     <w:p>
       <w:r>
-        <w:t xml:space="preserve">Если цена одной комбинации 3 USDC, полное покрытие стоит:</w:t>
+        <w:t xml:space="preserve">Если базовая цена одной комбинации 1 USDC, полное покрытие стоит:</w:t>
       </w:r>
     </w:p>
     <w:p/>
@@ -88,7 +88,7 @@
         <w:pStyle w:val="Code"/>
       </w:pPr>
       <w:r>
-        <w:t xml:space="preserve">14 348 907 * 3 = 43 046 721 USDC</w:t>
+        <w:t xml:space="preserve">14 348 907 * 1 = 14 348 907 USDC</w:t>
       </w:r>
     </w:p>
     <w:p/>
@@ -185,7 +185,7 @@
     <w:p/>
     <w:p>
       <w:r>
-        <w:t xml:space="preserve">Если джекпот маленький, цена 3 USDC безопасна.</w:t>
+        <w:t xml:space="preserve">Если джекпот маленький, цена 1 USDC безопасна.</w:t>
       </w:r>
     </w:p>
     <w:p/>
@@ -235,7 +235,7 @@
           </w:tcPr>
           <w:p>
             <w:r>
-              <w:t>Состояние при цене 3 USDC</w:t>
+              <w:t>Состояние при цене 1 USDC</w:t>
             </w:r>
           </w:p>
         </w:tc>
@@ -277,7 +277,7 @@
           </w:tcPr>
           <w:p>
             <w:r>
-              <w:t>Оставляем 3 USDC</w:t>
+              <w:t>Оставляем 1 USDC</w:t>
             </w:r>
           </w:p>
         </w:tc>
@@ -289,7 +289,7 @@
           </w:tcPr>
           <w:p>
             <w:r>
-              <w:t>5 000 000 USDC</w:t>
+              <w:t>2 000 000 USDC</w:t>
             </w:r>
           </w:p>
         </w:tc>
@@ -309,7 +309,7 @@
           </w:tcPr>
           <w:p>
             <w:r>
-              <w:t>Оставляем 3 USDC</w:t>
+              <w:t>Оставляем 1 USDC</w:t>
             </w:r>
           </w:p>
         </w:tc>
@@ -321,7 +321,7 @@
           </w:tcPr>
           <w:p>
             <w:r>
-              <w:t>8 000 000 USDC</w:t>
+              <w:t>2 400 000 USDC</w:t>
             </w:r>
           </w:p>
         </w:tc>
@@ -353,7 +353,7 @@
           </w:tcPr>
           <w:p>
             <w:r>
-              <w:t>9 000 000 USDC</w:t>
+              <w:t>3 000 000 USDC</w:t>
             </w:r>
           </w:p>
         </w:tc>
@@ -373,7 +373,7 @@
           </w:tcPr>
           <w:p>
             <w:r>
-              <w:t>Поднимать цену примерно до 4 USDC</w:t>
+              <w:t>Поднимать цену примерно до 1.50 USDC</w:t>
             </w:r>
           </w:p>
         </w:tc>
@@ -385,7 +385,7 @@
           </w:tcPr>
           <w:p>
             <w:r>
-              <w:t>10 000 000 USDC</w:t>
+              <w:t>5 000 000 USDC</w:t>
             </w:r>
           </w:p>
         </w:tc>
@@ -405,7 +405,7 @@
           </w:tcPr>
           <w:p>
             <w:r>
-              <w:t>Нельзя открывать тираж по 3 USDC</w:t>
+              <w:t>Нельзя открывать тираж по 1 USDC</w:t>
             </w:r>
           </w:p>
         </w:tc>
@@ -436,7 +436,7 @@
     <w:p/>
     <w:p>
       <w:r>
-        <w:t xml:space="preserve">Нельзя открыть тираж по 3 USDC, продать часть билетов, а потом поднять цену до 4 USDC внутри того же тиража. Это создаст спорную ситуацию: одни пользователи купили дешевле, другие дороже.</w:t>
+        <w:t xml:space="preserve">Нельзя открыть тираж по 1 USDC, продать часть билетов, а потом поднять цену до 1.50 USDC или 2 USDC внутри того же тиража. Это создаст спорную ситуацию: одни пользователи купили дешевле, другие дороже.</w:t>
       </w:r>
     </w:p>
     <w:p/>
@@ -521,7 +521,7 @@
     <w:p/>
     <w:p>
       <w:r>
-        <w:t xml:space="preserve">Ограничить цену комбинации сверху. Это важный дополнительный вариант из новых тезисов. Цена не должна расти бесконечно, иначе продукт перестанет быть массовым. Рабочая идея: базовая цена 3 USDC, жесткий потолок 10 USDC или 15 USDC. Если для безопасности нужна цена выше потолка, система не ломает UX, а ограничивает активный джекпот и переносит излишек в резерв.</w:t>
+        <w:t xml:space="preserve">Ограничить цену комбинации сверху. Это важный дополнительный вариант из новых тезисов. Цена не должна расти бесконечно, иначе продукт перестанет быть массовым. Согласованная базовая цена MVP - 1 USDC, жесткий потолок остается 10 USDC или 15 USDC после симулятора. Если для безопасности нужна цена выше потолка, система не ломает UX, а ограничивает активный джекпот и переносит излишек в резерв.</w:t>
       </w:r>
     </w:p>
     <w:p/>
@@ -552,7 +552,7 @@
         <w:pStyle w:val="Bullet"/>
       </w:pPr>
       <w:r>
-        <w:t xml:space="preserve">• базовая минимальная цена комбинации - 3 USDC;</w:t>
+        <w:t xml:space="preserve">• базовая минимальная цена комбинации - 1 USDC;</w:t>
       </w:r>
     </w:p>
     <w:p>
